--- a/Calendario2026/actividades/Actividad18_Solucion2.docx
+++ b/Calendario2026/actividades/Actividad18_Solucion2.docx
@@ -1,6 +1,6 @@
 
 <file path=word/document.xml><?xml version="1.0" encoding="utf-8"?>
-<w:document xmlns:wpc="http://schemas.microsoft.com/office/word/2010/wordprocessingCanvas" xmlns:cx="http://schemas.microsoft.com/office/drawing/2014/chartex" xmlns:cx1="http://schemas.microsoft.com/office/drawing/2015/9/8/chartex" xmlns:cx2="http://schemas.microsoft.com/office/drawing/2015/10/21/chartex" xmlns:cx3="http://schemas.microsoft.com/office/drawing/2016/5/9/chartex" xmlns:cx4="http://schemas.microsoft.com/office/drawing/2016/5/10/chartex" xmlns:cx5="http://schemas.microsoft.com/office/drawing/2016/5/11/chartex" xmlns:cx6="http://schemas.microsoft.com/office/drawing/2016/5/12/chartex" xmlns:cx7="http://schemas.microsoft.com/office/drawing/2016/5/13/chartex" xmlns:cx8="http://schemas.microsoft.com/office/drawing/2016/5/14/chartex" xmlns:mc="http://schemas.openxmlformats.org/markup-compatibility/2006" xmlns:aink="http://schemas.microsoft.com/office/drawing/2016/ink" xmlns:am3d="http://schemas.microsoft.com/office/drawing/2017/model3d" xmlns:o="urn:schemas-microsoft-com:office:office" xmlns:oel="http://schemas.microsoft.com/office/2019/extlst" xmlns:r="http://schemas.openxmlformats.org/officeDocument/2006/relationships" xmlns:m="http://schemas.openxmlformats.org/officeDocument/2006/math" xmlns:v="urn:schemas-microsoft-com:vml" xmlns:wp14="http://schemas.microsoft.com/office/word/2010/wordprocessingDrawing" xmlns:wp="http://schemas.openxmlformats.org/drawingml/2006/wordprocessingDrawing" xmlns:w10="urn:schemas-microsoft-com:office:word" xmlns:w="http://schemas.openxmlformats.org/wordprocessingml/2006/main" xmlns:w14="http://schemas.microsoft.com/office/word/2010/wordml" xmlns:w15="http://schemas.microsoft.com/office/word/2012/wordml" xmlns:w16cex="http://schemas.microsoft.com/office/word/2018/wordml/cex" xmlns:w16cid="http://schemas.microsoft.com/office/word/2016/wordml/cid" xmlns:w16="http://schemas.microsoft.com/office/word/2018/wordml" xmlns:w16sdtdh="http://schemas.microsoft.com/office/word/2020/wordml/sdtdatahash" xmlns:w16se="http://schemas.microsoft.com/office/word/2015/wordml/symex" xmlns:wpg="http://schemas.microsoft.com/office/word/2010/wordprocessingGroup" xmlns:wpi="http://schemas.microsoft.com/office/word/2010/wordprocessingInk" xmlns:wne="http://schemas.microsoft.com/office/word/2006/wordml" xmlns:wps="http://schemas.microsoft.com/office/word/2010/wordprocessingShape" mc:Ignorable="w14 w15 w16se w16cid w16 w16cex w16sdtdh wp14">
+<w:document xmlns:wpc="http://schemas.microsoft.com/office/word/2010/wordprocessingCanvas" xmlns:cx="http://schemas.microsoft.com/office/drawing/2014/chartex" xmlns:cx1="http://schemas.microsoft.com/office/drawing/2015/9/8/chartex" xmlns:cx2="http://schemas.microsoft.com/office/drawing/2015/10/21/chartex" xmlns:cx3="http://schemas.microsoft.com/office/drawing/2016/5/9/chartex" xmlns:cx4="http://schemas.microsoft.com/office/drawing/2016/5/10/chartex" xmlns:cx5="http://schemas.microsoft.com/office/drawing/2016/5/11/chartex" xmlns:cx6="http://schemas.microsoft.com/office/drawing/2016/5/12/chartex" xmlns:cx7="http://schemas.microsoft.com/office/drawing/2016/5/13/chartex" xmlns:cx8="http://schemas.microsoft.com/office/drawing/2016/5/14/chartex" xmlns:mc="http://schemas.openxmlformats.org/markup-compatibility/2006" xmlns:aink="http://schemas.microsoft.com/office/drawing/2016/ink" xmlns:am3d="http://schemas.microsoft.com/office/drawing/2017/model3d" xmlns:o="urn:schemas-microsoft-com:office:office" xmlns:oel="http://schemas.microsoft.com/office/2019/extlst" xmlns:r="http://schemas.openxmlformats.org/officeDocument/2006/relationships" xmlns:m="http://schemas.openxmlformats.org/officeDocument/2006/math" xmlns:v="urn:schemas-microsoft-com:vml" xmlns:wp14="http://schemas.microsoft.com/office/word/2010/wordprocessingDrawing" xmlns:wp="http://schemas.openxmlformats.org/drawingml/2006/wordprocessingDrawing" xmlns:w10="urn:schemas-microsoft-com:office:word" xmlns:w="http://schemas.openxmlformats.org/wordprocessingml/2006/main" xmlns:w14="http://schemas.microsoft.com/office/word/2010/wordml" xmlns:w15="http://schemas.microsoft.com/office/word/2012/wordml" xmlns:w16cex="http://schemas.microsoft.com/office/word/2018/wordml/cex" xmlns:w16cid="http://schemas.microsoft.com/office/word/2016/wordml/cid" xmlns:w16="http://schemas.microsoft.com/office/word/2018/wordml" xmlns:w16du="http://schemas.microsoft.com/office/word/2023/wordml/word16du" xmlns:w16sdtdh="http://schemas.microsoft.com/office/word/2020/wordml/sdtdatahash" xmlns:w16sdtfl="http://schemas.microsoft.com/office/word/2024/wordml/sdtformatlock" xmlns:w16se="http://schemas.microsoft.com/office/word/2015/wordml/symex" xmlns:wpg="http://schemas.microsoft.com/office/word/2010/wordprocessingGroup" xmlns:wpi="http://schemas.microsoft.com/office/word/2010/wordprocessingInk" xmlns:wne="http://schemas.microsoft.com/office/word/2006/wordml" xmlns:wps="http://schemas.microsoft.com/office/word/2010/wordprocessingShape" mc:Ignorable="w14 w15 w16se w16cid w16 w16cex w16sdtdh w16sdtfl w16du wp14">
   <w:body>
     <w:p>
       <w:r>
@@ -72,7 +72,23 @@
           <w:b/>
           <w:bCs/>
         </w:rPr>
-        <w:t>\w*[Ññ]\w+</w:t>
+        <w:t>\w*[</w:t>
+      </w:r>
+      <w:proofErr w:type="spellStart"/>
+      <w:r>
+        <w:rPr>
+          <w:b/>
+          <w:bCs/>
+        </w:rPr>
+        <w:t>Ññ</w:t>
+      </w:r>
+      <w:proofErr w:type="spellEnd"/>
+      <w:r>
+        <w:rPr>
+          <w:b/>
+          <w:bCs/>
+        </w:rPr>
+        <w:t>]\w+</w:t>
       </w:r>
     </w:p>
     <w:p>
@@ -249,6 +265,7 @@
       <w:r>
         <w:rPr>
           <w:rStyle w:val="auto-style61"/>
+          <w:noProof/>
           <w:color w:val="333333"/>
           <w:sz w:val="20"/>
           <w:szCs w:val="20"/>
@@ -378,8 +395,22 @@
           <w:szCs w:val="20"/>
           <w:lang w:eastAsia="es-MX"/>
         </w:rPr>
-        <w:t>.com</w:t>
-      </w:r>
+        <w:t>.</w:t>
+      </w:r>
+      <w:proofErr w:type="spellStart"/>
+      <w:r>
+        <w:rPr>
+          <w:rFonts w:ascii="Arial" w:eastAsia="Times New Roman" w:hAnsi="Arial" w:cs="Arial"/>
+          <w:b/>
+          <w:bCs/>
+          <w:color w:val="333333"/>
+          <w:sz w:val="20"/>
+          <w:szCs w:val="20"/>
+          <w:lang w:eastAsia="es-MX"/>
+        </w:rPr>
+        <w:t>com</w:t>
+      </w:r>
+      <w:proofErr w:type="spellEnd"/>
       <w:r>
         <w:rPr>
           <w:rFonts w:ascii="Arial" w:eastAsia="Times New Roman" w:hAnsi="Arial" w:cs="Arial"/>
@@ -403,7 +434,55 @@
           <w:b/>
           <w:bCs/>
         </w:rPr>
-        <w:t>^(http|https)[A-Za-z-_/:.]+.com$</w:t>
+        <w:t>^(</w:t>
+      </w:r>
+      <w:proofErr w:type="spellStart"/>
+      <w:r>
+        <w:rPr>
+          <w:b/>
+          <w:bCs/>
+        </w:rPr>
+        <w:t>http|https</w:t>
+      </w:r>
+      <w:proofErr w:type="spellEnd"/>
+      <w:r>
+        <w:rPr>
+          <w:b/>
+          <w:bCs/>
+        </w:rPr>
+        <w:t>)[A-</w:t>
+      </w:r>
+      <w:proofErr w:type="spellStart"/>
+      <w:r>
+        <w:rPr>
+          <w:b/>
+          <w:bCs/>
+        </w:rPr>
+        <w:t>Za</w:t>
+      </w:r>
+      <w:proofErr w:type="spellEnd"/>
+      <w:r>
+        <w:rPr>
+          <w:b/>
+          <w:bCs/>
+        </w:rPr>
+        <w:t>-z-_/:.]+.</w:t>
+      </w:r>
+      <w:proofErr w:type="spellStart"/>
+      <w:r>
+        <w:rPr>
+          <w:b/>
+          <w:bCs/>
+        </w:rPr>
+        <w:t>com</w:t>
+      </w:r>
+      <w:proofErr w:type="spellEnd"/>
+      <w:r>
+        <w:rPr>
+          <w:b/>
+          <w:bCs/>
+        </w:rPr>
+        <w:t>$</w:t>
       </w:r>
     </w:p>
     <w:p>
@@ -418,7 +497,23 @@
           <w:b/>
           <w:bCs/>
         </w:rPr>
-        <w:t>^https?:\/\/[A-Za-z-_.]+</w:t>
+        <w:t>^https?:\/\/[A-</w:t>
+      </w:r>
+      <w:proofErr w:type="spellStart"/>
+      <w:r>
+        <w:rPr>
+          <w:b/>
+          <w:bCs/>
+        </w:rPr>
+        <w:t>Za</w:t>
+      </w:r>
+      <w:proofErr w:type="spellEnd"/>
+      <w:r>
+        <w:rPr>
+          <w:b/>
+          <w:bCs/>
+        </w:rPr>
+        <w:t>-z-_.]+</w:t>
       </w:r>
       <w:r>
         <w:rPr>
@@ -432,7 +527,23 @@
           <w:b/>
           <w:bCs/>
         </w:rPr>
-        <w:t>.com$</w:t>
+        <w:t>.</w:t>
+      </w:r>
+      <w:proofErr w:type="spellStart"/>
+      <w:r>
+        <w:rPr>
+          <w:b/>
+          <w:bCs/>
+        </w:rPr>
+        <w:t>com</w:t>
+      </w:r>
+      <w:proofErr w:type="spellEnd"/>
+      <w:r>
+        <w:rPr>
+          <w:b/>
+          <w:bCs/>
+        </w:rPr>
+        <w:t>$</w:t>
       </w:r>
     </w:p>
     <w:p>
@@ -510,7 +621,7 @@
       </w:r>
       <w:r>
         <w:rPr>
-          <w:rStyle w:val="Strong"/>
+          <w:rStyle w:val="Fuerte"/>
           <w:rFonts w:ascii="Arial" w:hAnsi="Arial" w:cs="Arial"/>
           <w:color w:val="333333"/>
           <w:sz w:val="20"/>
@@ -668,7 +779,7 @@
 </file>
 
 <file path=word/numbering.xml><?xml version="1.0" encoding="utf-8"?>
-<w:numbering xmlns:wpc="http://schemas.microsoft.com/office/word/2010/wordprocessingCanvas" xmlns:cx="http://schemas.microsoft.com/office/drawing/2014/chartex" xmlns:cx1="http://schemas.microsoft.com/office/drawing/2015/9/8/chartex" xmlns:cx2="http://schemas.microsoft.com/office/drawing/2015/10/21/chartex" xmlns:cx3="http://schemas.microsoft.com/office/drawing/2016/5/9/chartex" xmlns:cx4="http://schemas.microsoft.com/office/drawing/2016/5/10/chartex" xmlns:cx5="http://schemas.microsoft.com/office/drawing/2016/5/11/chartex" xmlns:cx6="http://schemas.microsoft.com/office/drawing/2016/5/12/chartex" xmlns:cx7="http://schemas.microsoft.com/office/drawing/2016/5/13/chartex" xmlns:cx8="http://schemas.microsoft.com/office/drawing/2016/5/14/chartex" xmlns:mc="http://schemas.openxmlformats.org/markup-compatibility/2006" xmlns:aink="http://schemas.microsoft.com/office/drawing/2016/ink" xmlns:am3d="http://schemas.microsoft.com/office/drawing/2017/model3d" xmlns:o="urn:schemas-microsoft-com:office:office" xmlns:oel="http://schemas.microsoft.com/office/2019/extlst" xmlns:r="http://schemas.openxmlformats.org/officeDocument/2006/relationships" xmlns:m="http://schemas.openxmlformats.org/officeDocument/2006/math" xmlns:v="urn:schemas-microsoft-com:vml" xmlns:wp14="http://schemas.microsoft.com/office/word/2010/wordprocessingDrawing" xmlns:wp="http://schemas.openxmlformats.org/drawingml/2006/wordprocessingDrawing" xmlns:w10="urn:schemas-microsoft-com:office:word" xmlns:w="http://schemas.openxmlformats.org/wordprocessingml/2006/main" xmlns:w14="http://schemas.microsoft.com/office/word/2010/wordml" xmlns:w15="http://schemas.microsoft.com/office/word/2012/wordml" xmlns:w16cex="http://schemas.microsoft.com/office/word/2018/wordml/cex" xmlns:w16cid="http://schemas.microsoft.com/office/word/2016/wordml/cid" xmlns:w16="http://schemas.microsoft.com/office/word/2018/wordml" xmlns:w16sdtdh="http://schemas.microsoft.com/office/word/2020/wordml/sdtdatahash" xmlns:w16se="http://schemas.microsoft.com/office/word/2015/wordml/symex" xmlns:wpg="http://schemas.microsoft.com/office/word/2010/wordprocessingGroup" xmlns:wpi="http://schemas.microsoft.com/office/word/2010/wordprocessingInk" xmlns:wne="http://schemas.microsoft.com/office/word/2006/wordml" xmlns:wps="http://schemas.microsoft.com/office/word/2010/wordprocessingShape" mc:Ignorable="w14 w15 w16se w16cid w16 w16cex w16sdtdh wp14">
+<w:numbering xmlns:wpc="http://schemas.microsoft.com/office/word/2010/wordprocessingCanvas" xmlns:cx="http://schemas.microsoft.com/office/drawing/2014/chartex" xmlns:cx1="http://schemas.microsoft.com/office/drawing/2015/9/8/chartex" xmlns:cx2="http://schemas.microsoft.com/office/drawing/2015/10/21/chartex" xmlns:cx3="http://schemas.microsoft.com/office/drawing/2016/5/9/chartex" xmlns:cx4="http://schemas.microsoft.com/office/drawing/2016/5/10/chartex" xmlns:cx5="http://schemas.microsoft.com/office/drawing/2016/5/11/chartex" xmlns:cx6="http://schemas.microsoft.com/office/drawing/2016/5/12/chartex" xmlns:cx7="http://schemas.microsoft.com/office/drawing/2016/5/13/chartex" xmlns:cx8="http://schemas.microsoft.com/office/drawing/2016/5/14/chartex" xmlns:mc="http://schemas.openxmlformats.org/markup-compatibility/2006" xmlns:aink="http://schemas.microsoft.com/office/drawing/2016/ink" xmlns:am3d="http://schemas.microsoft.com/office/drawing/2017/model3d" xmlns:o="urn:schemas-microsoft-com:office:office" xmlns:oel="http://schemas.microsoft.com/office/2019/extlst" xmlns:r="http://schemas.openxmlformats.org/officeDocument/2006/relationships" xmlns:m="http://schemas.openxmlformats.org/officeDocument/2006/math" xmlns:v="urn:schemas-microsoft-com:vml" xmlns:wp14="http://schemas.microsoft.com/office/word/2010/wordprocessingDrawing" xmlns:wp="http://schemas.openxmlformats.org/drawingml/2006/wordprocessingDrawing" xmlns:w10="urn:schemas-microsoft-com:office:word" xmlns:w="http://schemas.openxmlformats.org/wordprocessingml/2006/main" xmlns:w14="http://schemas.microsoft.com/office/word/2010/wordml" xmlns:w15="http://schemas.microsoft.com/office/word/2012/wordml" xmlns:w16cex="http://schemas.microsoft.com/office/word/2018/wordml/cex" xmlns:w16cid="http://schemas.microsoft.com/office/word/2016/wordml/cid" xmlns:w16="http://schemas.microsoft.com/office/word/2018/wordml" xmlns:w16du="http://schemas.microsoft.com/office/word/2023/wordml/word16du" xmlns:w16sdtdh="http://schemas.microsoft.com/office/word/2020/wordml/sdtdatahash" xmlns:w16sdtfl="http://schemas.microsoft.com/office/word/2024/wordml/sdtformatlock" xmlns:w16se="http://schemas.microsoft.com/office/word/2015/wordml/symex" xmlns:wpg="http://schemas.microsoft.com/office/word/2010/wordprocessingGroup" xmlns:wpi="http://schemas.microsoft.com/office/word/2010/wordprocessingInk" xmlns:wne="http://schemas.microsoft.com/office/word/2006/wordml" xmlns:wps="http://schemas.microsoft.com/office/word/2010/wordprocessingShape" mc:Ignorable="w14 w15 w16se w16cid w16 w16cex w16sdtdh w16sdtfl w16du wp14">
   <w:abstractNum w:abstractNumId="0" w15:restartNumberingAfterBreak="0">
     <w:nsid w:val="38571704"/>
     <w:multiLevelType w:val="multilevel"/>
@@ -825,7 +936,7 @@
 </file>
 
 <file path=word/styles.xml><?xml version="1.0" encoding="utf-8"?>
-<w:styles xmlns:mc="http://schemas.openxmlformats.org/markup-compatibility/2006" xmlns:r="http://schemas.openxmlformats.org/officeDocument/2006/relationships" xmlns:w="http://schemas.openxmlformats.org/wordprocessingml/2006/main" xmlns:w14="http://schemas.microsoft.com/office/word/2010/wordml" xmlns:w15="http://schemas.microsoft.com/office/word/2012/wordml" xmlns:w16cex="http://schemas.microsoft.com/office/word/2018/wordml/cex" xmlns:w16cid="http://schemas.microsoft.com/office/word/2016/wordml/cid" xmlns:w16="http://schemas.microsoft.com/office/word/2018/wordml" xmlns:w16sdtdh="http://schemas.microsoft.com/office/word/2020/wordml/sdtdatahash" xmlns:w16se="http://schemas.microsoft.com/office/word/2015/wordml/symex" mc:Ignorable="w14 w15 w16se w16cid w16 w16cex w16sdtdh">
+<w:styles xmlns:mc="http://schemas.openxmlformats.org/markup-compatibility/2006" xmlns:r="http://schemas.openxmlformats.org/officeDocument/2006/relationships" xmlns:w="http://schemas.openxmlformats.org/wordprocessingml/2006/main" xmlns:w14="http://schemas.microsoft.com/office/word/2010/wordml" xmlns:w15="http://schemas.microsoft.com/office/word/2012/wordml" xmlns:w16cex="http://schemas.microsoft.com/office/word/2018/wordml/cex" xmlns:w16cid="http://schemas.microsoft.com/office/word/2016/wordml/cid" xmlns:w16="http://schemas.microsoft.com/office/word/2018/wordml" xmlns:w16du="http://schemas.microsoft.com/office/word/2023/wordml/word16du" xmlns:w16sdtdh="http://schemas.microsoft.com/office/word/2020/wordml/sdtdatahash" xmlns:w16sdtfl="http://schemas.microsoft.com/office/word/2024/wordml/sdtformatlock" xmlns:w16se="http://schemas.microsoft.com/office/word/2015/wordml/symex" mc:Ignorable="w14 w15 w16se w16cid w16 w16cex w16sdtdh w16sdtfl w16du">
   <w:docDefaults>
     <w:rPrDefault>
       <w:rPr>
@@ -1223,13 +1334,13 @@
     <w:name w:val="Normal"/>
     <w:qFormat/>
   </w:style>
-  <w:style w:type="character" w:default="1" w:styleId="DefaultParagraphFont">
+  <w:style w:type="character" w:default="1" w:styleId="Fuentedeprrafopredeter">
     <w:name w:val="Default Paragraph Font"/>
     <w:uiPriority w:val="1"/>
     <w:semiHidden/>
     <w:unhideWhenUsed/>
   </w:style>
-  <w:style w:type="table" w:default="1" w:styleId="TableNormal">
+  <w:style w:type="table" w:default="1" w:styleId="Tablanormal">
     <w:name w:val="Normal Table"/>
     <w:uiPriority w:val="99"/>
     <w:semiHidden/>
@@ -1244,7 +1355,7 @@
       </w:tblCellMar>
     </w:tblPr>
   </w:style>
-  <w:style w:type="numbering" w:default="1" w:styleId="NoList">
+  <w:style w:type="numbering" w:default="1" w:styleId="Sinlista">
     <w:name w:val="No List"/>
     <w:uiPriority w:val="99"/>
     <w:semiHidden/>
@@ -1252,7 +1363,7 @@
   </w:style>
   <w:style w:type="character" w:customStyle="1" w:styleId="auto-style61">
     <w:name w:val="auto-style61"/>
-    <w:basedOn w:val="DefaultParagraphFont"/>
+    <w:basedOn w:val="Fuentedeprrafopredeter"/>
     <w:rsid w:val="009D749D"/>
     <w:rPr>
       <w:rFonts w:ascii="Arial" w:hAnsi="Arial" w:cs="Arial" w:hint="default"/>
@@ -1260,9 +1371,9 @@
       <w:szCs w:val="24"/>
     </w:rPr>
   </w:style>
-  <w:style w:type="character" w:styleId="Strong">
+  <w:style w:type="character" w:styleId="Fuerte">
     <w:name w:val="Strong"/>
-    <w:basedOn w:val="DefaultParagraphFont"/>
+    <w:basedOn w:val="Fuentedeprrafopredeter"/>
     <w:uiPriority w:val="22"/>
     <w:qFormat/>
     <w:rsid w:val="0087073E"/>
